--- a/4-质量管理/运行记录类文件/040207-满意度调查计划.docx
+++ b/4-质量管理/运行记录类文件/040207-满意度调查计划.docx
@@ -2203,15 +2203,16 @@
       <w:pPr>
         <w:pStyle w:val="39"/>
         <w:numPr>
-          <w:ilvl w:val="0"/>
-          <w:numId w:val="3"/>
+          <w:numId w:val="0"/>
         </w:numPr>
         <w:bidi w:val="0"/>
-        <w:ind w:left="425" w:leftChars="0" w:hanging="425" w:firstLineChars="0"/>
+        <w:ind w:leftChars="0"/>
       </w:pPr>
       <w:r>
         <w:t>主要针对各运维项目客户。</w:t>
       </w:r>
+      <w:bookmarkStart w:id="8" w:name="_GoBack"/>
+      <w:bookmarkEnd w:id="8"/>
     </w:p>
     <w:p>
       <w:pPr>
@@ -2756,8 +2757,6 @@
           <w:p/>
           <w:p/>
           <w:p>
-            <w:bookmarkStart w:id="8" w:name="_GoBack"/>
-            <w:bookmarkEnd w:id="8"/>
             <w:r>
               <w:t>很不好</w:t>
             </w:r>
@@ -4122,23 +4121,6 @@
     </w:lvl>
   </w:abstractNum>
   <w:abstractNum w:abstractNumId="1">
-    <w:nsid w:val="63DE2AB3"/>
-    <w:multiLevelType w:val="singleLevel"/>
-    <w:tmpl w:val="63DE2AB3"/>
-    <w:lvl w:ilvl="0" w:tentative="0">
-      <w:start w:val="1"/>
-      <w:numFmt w:val="decimal"/>
-      <w:lvlText w:val="%1."/>
-      <w:lvlJc w:val="left"/>
-      <w:pPr>
-        <w:ind w:left="425" w:hanging="425"/>
-      </w:pPr>
-      <w:rPr>
-        <w:rFonts w:hint="default"/>
-      </w:rPr>
-    </w:lvl>
-  </w:abstractNum>
-  <w:abstractNum w:abstractNumId="2">
     <w:nsid w:val="6F04BD05"/>
     <w:multiLevelType w:val="singleLevel"/>
     <w:tmpl w:val="6F04BD05"/>
@@ -4159,9 +4141,6 @@
     <w:abstractNumId w:val="0"/>
   </w:num>
   <w:num w:numId="2">
-    <w:abstractNumId w:val="2"/>
-  </w:num>
-  <w:num w:numId="3">
     <w:abstractNumId w:val="1"/>
   </w:num>
 </w:numbering>
